--- a/fuentes/CFA_01_140012_DU.docx
+++ b/fuentes/CFA_01_140012_DU.docx
@@ -5810,7 +5810,21 @@
           <w:rFonts w:cstheme="minorHAnsi"/>
           <w:lang w:val="es-419" w:eastAsia="es-CO"/>
         </w:rPr>
-        <w:t>:  activades de inversión.</w:t>
+        <w:t>:  activ</w:t>
+      </w:r>
+      <w:r>
+        <w:rPr>
+          <w:rFonts w:cstheme="minorHAnsi"/>
+          <w:lang w:val="es-419" w:eastAsia="es-CO"/>
+        </w:rPr>
+        <w:t>id</w:t>
+      </w:r>
+      <w:r>
+        <w:rPr>
+          <w:rFonts w:cstheme="minorHAnsi"/>
+          <w:lang w:val="es-419" w:eastAsia="es-CO"/>
+        </w:rPr>
+        <w:t>ades de inversión.</w:t>
       </w:r>
     </w:p>
     <w:p>
@@ -6238,21 +6252,7 @@
         <w:rPr>
           <w:rFonts w:cstheme="minorHAnsi"/>
         </w:rPr>
-        <w:t xml:space="preserve">Desde una perspectiva técnica, la liquidez se analiza a partir de la relación entre los activos corrientes (como caja, bancos y cuentas por cobrar) y los pasivos corrientes (deudas de corto plazo). Indicadores como la razón corriente, la prueba ácida y el capital de trabajo permiten cuantificar este equilibrio. Como lo explica León García (2009), una liquidez saludable no implica necesariamente tener grandes excedentes de efectivo, sino lograr un balance eficiente que permita operar con estabilidad sin incurrir en riesgos de iliquidez o </w:t>
-      </w:r>
-      <w:proofErr w:type="spellStart"/>
-      <w:r>
-        <w:rPr>
-          <w:rFonts w:cstheme="minorHAnsi"/>
-        </w:rPr>
-        <w:t>sobrecapitalización</w:t>
-      </w:r>
-      <w:proofErr w:type="spellEnd"/>
-      <w:r>
-        <w:rPr>
-          <w:rFonts w:cstheme="minorHAnsi"/>
-        </w:rPr>
-        <w:t>. Es decir, una organización financieramente sólida es aquella que puede responder a sus obligaciones sin sacrificar su capacidad de inversión</w:t>
+        <w:t>Desde una perspectiva técnica, la liquidez se analiza a partir de la relación entre los activos corrientes (como caja, bancos y cuentas por cobrar) y los pasivos corrientes (deudas de corto plazo). Indicadores como la razón corriente, la prueba ácida y el capital de trabajo permiten cuantificar este equilibrio. Como lo explica León García (2009), una liquidez saludable no implica necesariamente tener grandes excedentes de efectivo, sino lograr un balance eficiente que permita operar con estabilidad sin incurrir en riesgos de iliquidez o sobrecapitalización. Es decir, una organización financieramente sólida es aquella que puede responder a sus obligaciones sin sacrificar su capacidad de inversión</w:t>
       </w:r>
       <w:r>
         <w:rPr>
@@ -9656,7 +9656,6 @@
                 <w:szCs w:val="28"/>
               </w:rPr>
             </w:pPr>
-            <w:proofErr w:type="spellStart"/>
             <w:r>
               <w:rPr>
                 <w:rFonts w:asciiTheme="minorHAnsi" w:hAnsiTheme="minorHAnsi" w:cstheme="minorHAnsi"/>
@@ -9664,17 +9663,7 @@
                 <w:sz w:val="28"/>
                 <w:szCs w:val="28"/>
               </w:rPr>
-              <w:t>Milady</w:t>
-            </w:r>
-            <w:proofErr w:type="spellEnd"/>
-            <w:r>
-              <w:rPr>
-                <w:rFonts w:asciiTheme="minorHAnsi" w:hAnsiTheme="minorHAnsi" w:cstheme="minorHAnsi"/>
-                <w:color w:val="000000"/>
-                <w:sz w:val="28"/>
-                <w:szCs w:val="28"/>
-              </w:rPr>
-              <w:t xml:space="preserve"> Tatiana Villamil Castellanos</w:t>
+              <w:t>Milady Tatiana Villamil Castellanos</w:t>
             </w:r>
           </w:p>
         </w:tc>
@@ -9754,47 +9743,7 @@
                 <w:sz w:val="28"/>
                 <w:szCs w:val="28"/>
               </w:rPr>
-              <w:t xml:space="preserve">Diana </w:t>
-            </w:r>
-            <w:proofErr w:type="spellStart"/>
-            <w:r>
-              <w:rPr>
-                <w:rFonts w:asciiTheme="minorHAnsi" w:hAnsiTheme="minorHAnsi" w:cstheme="minorHAnsi"/>
-                <w:color w:val="000000"/>
-                <w:sz w:val="28"/>
-                <w:szCs w:val="28"/>
-              </w:rPr>
-              <w:t>Rocio</w:t>
-            </w:r>
-            <w:proofErr w:type="spellEnd"/>
-            <w:r>
-              <w:rPr>
-                <w:rFonts w:asciiTheme="minorHAnsi" w:hAnsiTheme="minorHAnsi" w:cstheme="minorHAnsi"/>
-                <w:color w:val="000000"/>
-                <w:sz w:val="28"/>
-                <w:szCs w:val="28"/>
-              </w:rPr>
-              <w:t xml:space="preserve"> </w:t>
-            </w:r>
-            <w:proofErr w:type="spellStart"/>
-            <w:r>
-              <w:rPr>
-                <w:rFonts w:asciiTheme="minorHAnsi" w:hAnsiTheme="minorHAnsi" w:cstheme="minorHAnsi"/>
-                <w:color w:val="000000"/>
-                <w:sz w:val="28"/>
-                <w:szCs w:val="28"/>
-              </w:rPr>
-              <w:t>Possos</w:t>
-            </w:r>
-            <w:proofErr w:type="spellEnd"/>
-            <w:r>
-              <w:rPr>
-                <w:rFonts w:asciiTheme="minorHAnsi" w:hAnsiTheme="minorHAnsi" w:cstheme="minorHAnsi"/>
-                <w:color w:val="000000"/>
-                <w:sz w:val="28"/>
-                <w:szCs w:val="28"/>
-              </w:rPr>
-              <w:t xml:space="preserve"> Beltrán</w:t>
+              <w:t>Diana Rocio Possos Beltrán</w:t>
             </w:r>
           </w:p>
         </w:tc>
@@ -10279,27 +10228,7 @@
                 <w:sz w:val="28"/>
                 <w:szCs w:val="28"/>
               </w:rPr>
-              <w:t xml:space="preserve">Diego Fernando Velasco </w:t>
-            </w:r>
-            <w:proofErr w:type="spellStart"/>
-            <w:r>
-              <w:rPr>
-                <w:rFonts w:asciiTheme="minorHAnsi" w:hAnsiTheme="minorHAnsi" w:cstheme="minorHAnsi"/>
-                <w:color w:val="000000"/>
-                <w:sz w:val="28"/>
-                <w:szCs w:val="28"/>
-              </w:rPr>
-              <w:t>Güiza</w:t>
-            </w:r>
-            <w:proofErr w:type="spellEnd"/>
-            <w:r>
-              <w:rPr>
-                <w:rFonts w:asciiTheme="minorHAnsi" w:hAnsiTheme="minorHAnsi" w:cstheme="minorHAnsi"/>
-                <w:color w:val="000000"/>
-                <w:sz w:val="28"/>
-                <w:szCs w:val="28"/>
-              </w:rPr>
-              <w:t xml:space="preserve"> </w:t>
+              <w:t xml:space="preserve">Diego Fernando Velasco Güiza </w:t>
             </w:r>
           </w:p>
         </w:tc>
@@ -10490,10 +10419,20 @@
               <w:spacing w:before="0" w:after="0" w:line="360" w:lineRule="auto"/>
               <w:rPr>
                 <w:rFonts w:asciiTheme="minorHAnsi" w:hAnsiTheme="minorHAnsi" w:cstheme="minorHAnsi"/>
+                <w:color w:val="000000"/>
                 <w:sz w:val="28"/>
                 <w:szCs w:val="28"/>
               </w:rPr>
             </w:pPr>
+            <w:r>
+              <w:rPr>
+                <w:rFonts w:asciiTheme="minorHAnsi" w:hAnsiTheme="minorHAnsi" w:cstheme="minorHAnsi"/>
+                <w:color w:val="000000"/>
+                <w:sz w:val="28"/>
+                <w:szCs w:val="28"/>
+              </w:rPr>
+              <w:t>Ernesto Navarro Jaimes</w:t>
+            </w:r>
           </w:p>
         </w:tc>
         <w:tc>
@@ -10506,10 +10445,20 @@
               <w:spacing w:before="0" w:after="0" w:line="360" w:lineRule="auto"/>
               <w:rPr>
                 <w:rFonts w:asciiTheme="minorHAnsi" w:hAnsiTheme="minorHAnsi" w:cstheme="minorHAnsi"/>
+                <w:color w:val="000000"/>
                 <w:sz w:val="28"/>
                 <w:szCs w:val="28"/>
               </w:rPr>
             </w:pPr>
+            <w:r>
+              <w:rPr>
+                <w:rFonts w:asciiTheme="minorHAnsi" w:hAnsiTheme="minorHAnsi" w:cstheme="minorHAnsi"/>
+                <w:color w:val="000000"/>
+                <w:sz w:val="28"/>
+                <w:szCs w:val="28"/>
+              </w:rPr>
+              <w:t xml:space="preserve">Animador y productor audiovisual </w:t>
+            </w:r>
           </w:p>
         </w:tc>
         <w:tc>
@@ -10522,10 +10471,20 @@
               <w:spacing w:before="0" w:after="0" w:line="360" w:lineRule="auto"/>
               <w:rPr>
                 <w:rFonts w:asciiTheme="minorHAnsi" w:hAnsiTheme="minorHAnsi" w:cstheme="minorHAnsi"/>
+                <w:color w:val="000000"/>
                 <w:sz w:val="28"/>
                 <w:szCs w:val="28"/>
               </w:rPr>
             </w:pPr>
+            <w:r>
+              <w:rPr>
+                <w:rFonts w:asciiTheme="minorHAnsi" w:hAnsiTheme="minorHAnsi" w:cstheme="minorHAnsi"/>
+                <w:color w:val="000000"/>
+                <w:sz w:val="28"/>
+                <w:szCs w:val="28"/>
+              </w:rPr>
+              <w:t>Centro de Comercio y Servicios - Regional Tolima</w:t>
+            </w:r>
           </w:p>
         </w:tc>
       </w:tr>
@@ -10543,31 +10502,19 @@
               <w:spacing w:before="0" w:after="0" w:line="360" w:lineRule="auto"/>
               <w:rPr>
                 <w:rFonts w:asciiTheme="minorHAnsi" w:hAnsiTheme="minorHAnsi" w:cstheme="minorHAnsi"/>
+                <w:sz w:val="28"/>
+                <w:szCs w:val="28"/>
+              </w:rPr>
+            </w:pPr>
+            <w:r>
+              <w:rPr>
+                <w:rFonts w:asciiTheme="minorHAnsi" w:hAnsiTheme="minorHAnsi" w:cstheme="minorHAnsi"/>
                 <w:color w:val="000000"/>
                 <w:sz w:val="28"/>
                 <w:szCs w:val="28"/>
               </w:rPr>
-            </w:pPr>
-            <w:r>
-              <w:rPr>
-                <w:rFonts w:asciiTheme="minorHAnsi" w:hAnsiTheme="minorHAnsi" w:cstheme="minorHAnsi"/>
-                <w:color w:val="000000"/>
-                <w:sz w:val="28"/>
-                <w:szCs w:val="28"/>
-              </w:rPr>
-              <w:t xml:space="preserve">Ernesto Navarro </w:t>
-            </w:r>
-            <w:proofErr w:type="spellStart"/>
-            <w:r>
-              <w:rPr>
-                <w:rFonts w:asciiTheme="minorHAnsi" w:hAnsiTheme="minorHAnsi" w:cstheme="minorHAnsi"/>
-                <w:color w:val="000000"/>
-                <w:sz w:val="28"/>
-                <w:szCs w:val="28"/>
-              </w:rPr>
-              <w:t>Jaimes</w:t>
-            </w:r>
-            <w:proofErr w:type="spellEnd"/>
+              <w:t xml:space="preserve">Norma Constanza Morales Cruz </w:t>
+            </w:r>
           </w:p>
         </w:tc>
         <w:tc>
@@ -10580,19 +10527,18 @@
               <w:spacing w:before="0" w:after="0" w:line="360" w:lineRule="auto"/>
               <w:rPr>
                 <w:rFonts w:asciiTheme="minorHAnsi" w:hAnsiTheme="minorHAnsi" w:cstheme="minorHAnsi"/>
+                <w:sz w:val="28"/>
+                <w:szCs w:val="28"/>
+              </w:rPr>
+            </w:pPr>
+            <w:r>
+              <w:rPr>
+                <w:rFonts w:asciiTheme="minorHAnsi" w:hAnsiTheme="minorHAnsi" w:cstheme="minorHAnsi"/>
                 <w:color w:val="000000"/>
                 <w:sz w:val="28"/>
                 <w:szCs w:val="28"/>
               </w:rPr>
-            </w:pPr>
-            <w:r>
-              <w:rPr>
-                <w:rFonts w:asciiTheme="minorHAnsi" w:hAnsiTheme="minorHAnsi" w:cstheme="minorHAnsi"/>
-                <w:color w:val="000000"/>
-                <w:sz w:val="28"/>
-                <w:szCs w:val="28"/>
-              </w:rPr>
-              <w:t xml:space="preserve">Animador y productor audiovisual </w:t>
+              <w:t xml:space="preserve">Evaluadora de contenidos inclusivos y accesibles </w:t>
             </w:r>
           </w:p>
         </w:tc>
@@ -10606,7 +10552,6 @@
               <w:spacing w:before="0" w:after="0" w:line="360" w:lineRule="auto"/>
               <w:rPr>
                 <w:rFonts w:asciiTheme="minorHAnsi" w:hAnsiTheme="minorHAnsi" w:cstheme="minorHAnsi"/>
-                <w:color w:val="000000"/>
                 <w:sz w:val="28"/>
                 <w:szCs w:val="28"/>
               </w:rPr>
@@ -10638,35 +10583,10 @@
               <w:spacing w:before="0" w:after="0" w:line="360" w:lineRule="auto"/>
               <w:rPr>
                 <w:rFonts w:asciiTheme="minorHAnsi" w:hAnsiTheme="minorHAnsi" w:cstheme="minorHAnsi"/>
-                <w:sz w:val="28"/>
-                <w:szCs w:val="28"/>
-              </w:rPr>
-            </w:pPr>
-            <w:r>
-              <w:rPr>
-                <w:rFonts w:asciiTheme="minorHAnsi" w:hAnsiTheme="minorHAnsi" w:cstheme="minorHAnsi"/>
                 <w:color w:val="000000"/>
                 <w:sz w:val="28"/>
                 <w:szCs w:val="28"/>
               </w:rPr>
-              <w:lastRenderedPageBreak/>
-              <w:t xml:space="preserve">Norma Constanza Morales Cruz </w:t>
-            </w:r>
-          </w:p>
-        </w:tc>
-        <w:tc>
-          <w:tcPr>
-            <w:tcW w:w="3260" w:type="dxa"/>
-          </w:tcPr>
-          <w:p>
-            <w:pPr>
-              <w:pStyle w:val="TextoTablas"/>
-              <w:spacing w:before="0" w:after="0" w:line="360" w:lineRule="auto"/>
-              <w:rPr>
-                <w:rFonts w:asciiTheme="minorHAnsi" w:hAnsiTheme="minorHAnsi" w:cstheme="minorHAnsi"/>
-                <w:sz w:val="28"/>
-                <w:szCs w:val="28"/>
-              </w:rPr>
             </w:pPr>
             <w:r>
               <w:rPr>
@@ -10675,62 +10595,7 @@
                 <w:sz w:val="28"/>
                 <w:szCs w:val="28"/>
               </w:rPr>
-              <w:t xml:space="preserve">Evaluadora de contenidos inclusivos y accesibles </w:t>
-            </w:r>
-          </w:p>
-        </w:tc>
-        <w:tc>
-          <w:tcPr>
-            <w:tcW w:w="3402" w:type="dxa"/>
-          </w:tcPr>
-          <w:p>
-            <w:pPr>
-              <w:pStyle w:val="TextoTablas"/>
-              <w:spacing w:before="0" w:after="0" w:line="360" w:lineRule="auto"/>
-              <w:rPr>
-                <w:rFonts w:asciiTheme="minorHAnsi" w:hAnsiTheme="minorHAnsi" w:cstheme="minorHAnsi"/>
-                <w:sz w:val="28"/>
-                <w:szCs w:val="28"/>
-              </w:rPr>
-            </w:pPr>
-            <w:r>
-              <w:rPr>
-                <w:rFonts w:asciiTheme="minorHAnsi" w:hAnsiTheme="minorHAnsi" w:cstheme="minorHAnsi"/>
-                <w:color w:val="000000"/>
-                <w:sz w:val="28"/>
-                <w:szCs w:val="28"/>
-              </w:rPr>
-              <w:t>Centro de Comercio y Servicios - Regional Tolima</w:t>
-            </w:r>
-          </w:p>
-        </w:tc>
-      </w:tr>
-      <w:tr>
-        <w:trPr>
-          <w:jc w:val="center"/>
-        </w:trPr>
-        <w:tc>
-          <w:tcPr>
-            <w:tcW w:w="3114" w:type="dxa"/>
-          </w:tcPr>
-          <w:p>
-            <w:pPr>
-              <w:pStyle w:val="TextoTablas"/>
-              <w:spacing w:before="0" w:after="0" w:line="360" w:lineRule="auto"/>
-              <w:rPr>
-                <w:rFonts w:asciiTheme="minorHAnsi" w:hAnsiTheme="minorHAnsi" w:cstheme="minorHAnsi"/>
-                <w:color w:val="000000"/>
-                <w:sz w:val="28"/>
-                <w:szCs w:val="28"/>
-              </w:rPr>
-            </w:pPr>
-            <w:r>
-              <w:rPr>
-                <w:rFonts w:asciiTheme="minorHAnsi" w:hAnsiTheme="minorHAnsi" w:cstheme="minorHAnsi"/>
-                <w:color w:val="000000"/>
-                <w:sz w:val="28"/>
-                <w:szCs w:val="28"/>
-              </w:rPr>
+              <w:lastRenderedPageBreak/>
               <w:t>Javier Mauricio Oviedo</w:t>
             </w:r>
           </w:p>
@@ -16313,13 +16178,13 @@
 </file>
 
 <file path=customXml/itemProps2.xml><?xml version="1.0" encoding="utf-8"?>
-<ds:datastoreItem xmlns:ds="http://schemas.openxmlformats.org/officeDocument/2006/customXml" ds:itemID="{4B653A11-565C-483E-B997-95C126F78458}"/>
+<ds:datastoreItem xmlns:ds="http://schemas.openxmlformats.org/officeDocument/2006/customXml" ds:itemID="{F384B103-BC5D-4787-BA78-379AF32A5699}"/>
 </file>
 
 <file path=customXml/itemProps3.xml><?xml version="1.0" encoding="utf-8"?>
-<ds:datastoreItem xmlns:ds="http://schemas.openxmlformats.org/officeDocument/2006/customXml" ds:itemID="{C8F41B8D-8DC7-44FF-81ED-B93A7E46C9BC}"/>
+<ds:datastoreItem xmlns:ds="http://schemas.openxmlformats.org/officeDocument/2006/customXml" ds:itemID="{8E39688A-23D5-4A94-B950-EF178CD54CB0}"/>
 </file>
 
 <file path=customXml/itemProps4.xml><?xml version="1.0" encoding="utf-8"?>
-<ds:datastoreItem xmlns:ds="http://schemas.openxmlformats.org/officeDocument/2006/customXml" ds:itemID="{12CE3464-016E-4C1D-815E-0DA14263EDA3}"/>
+<ds:datastoreItem xmlns:ds="http://schemas.openxmlformats.org/officeDocument/2006/customXml" ds:itemID="{6D60A678-1977-4FE8-BCA7-1B56221D5B3A}"/>
 </file>